--- a/documentation/IOT_Final project draft 1.docx
+++ b/documentation/IOT_Final project draft 1.docx
@@ -23,18 +23,7 @@
           <w:szCs w:val="48"/>
           <w:lang w:val="en-IE"/>
         </w:rPr>
-        <w:t>A Scalable Event-Driven Microservices Architecture for Real-Time Urban CO_2 Monitoring and Traffic Density Correlation</w:t>
-      </w:r>
-      <w:r>
-        <w:rPr>
-          <w:rFonts w:eastAsia="MS Mincho"/>
-          <w:noProof w:val="0"/>
-          <w:kern w:val="48"/>
-          <w:sz w:val="48"/>
-          <w:szCs w:val="48"/>
-          <w:lang w:val="en-IE"/>
-        </w:rPr>
-        <w:t xml:space="preserve"> </w:t>
+        <w:t xml:space="preserve">A Scalable Event-Driven Microservices Architecture for Real-Time Urban CO_2 Monitoring and Traffic Density Correlation </w:t>
       </w:r>
     </w:p>
     <w:p>
@@ -214,13 +203,7 @@
         <w:t xml:space="preserve">— </w:t>
       </w:r>
       <w:r>
-        <w:t>This p</w:t>
-      </w:r>
-      <w:r>
-        <w:t>roject</w:t>
-      </w:r>
-      <w:r>
-        <w:t xml:space="preserve"> presents a scalable, event-driven microservices architecture for real-time urban environmental monitoring. Using Apache Kafka and Faust-Streaming, the system ingests and processes high-velocity telemetry from simulated Dublin City sensors. We implement stateful windowing to correlate traffic density with CO2 emissions, filtering sensor noise to provide stable analytical insights. Results </w:t>
+        <w:t xml:space="preserve">This project presents a scalable, event-driven microservices architecture for real-time urban environmental monitoring. Using Apache Kafka and Faust-Streaming, the system ingests and processes high-velocity telemetry from simulated Dublin City sensors. We implement stateful windowing to correlate traffic density with CO2 emissions, filtering sensor noise to provide stable analytical insights. Results </w:t>
       </w:r>
       <w:proofErr w:type="gramStart"/>
       <w:r>
@@ -608,7 +591,7 @@
                                     <pic:cNvPicPr/>
                                   </pic:nvPicPr>
                                   <pic:blipFill>
-                                    <a:blip r:embed="rId9">
+                                    <a:blip r:embed="rId10">
                                       <a:extLst>
                                         <a:ext uri="{28A0092B-C50C-407E-A947-70E740481C1C}">
                                           <a14:useLocalDpi xmlns:a14="http://schemas.microsoft.com/office/drawing/2010/main" val="0"/>
@@ -747,13 +730,7 @@
         <w:rPr>
           <w:lang w:val="en-US"/>
         </w:rPr>
-        <w:t>, value and unit. This helps to avoid Data Poisoning on the downstream analytics engine.</w:t>
-      </w:r>
-      <w:r>
-        <w:rPr>
-          <w:lang w:val="en-US"/>
-        </w:rPr>
-        <w:t xml:space="preserve"> </w:t>
+        <w:t xml:space="preserve">, value and unit. This helps to avoid Data Poisoning on the downstream analytics engine. </w:t>
       </w:r>
     </w:p>
     <w:p>
@@ -1590,10 +1567,7 @@
         <w:pStyle w:val="Titre2"/>
       </w:pPr>
       <w:r>
-        <w:t>The asynchronous loop conflict: Faust Migratio</w:t>
-      </w:r>
-      <w:r>
-        <w:t>n</w:t>
+        <w:t>The asynchronous loop conflict: Faust Migration</w:t>
       </w:r>
     </w:p>
     <w:p>
@@ -1898,7 +1872,7 @@
         </w:rPr>
         <w:t xml:space="preserve">. Indicatively, the Grafana case was set to access the persistence layer using the following connection: </w:t>
       </w:r>
-      <w:hyperlink r:id="rId10" w:history="1">
+      <w:hyperlink r:id="rId11" w:history="1">
         <w:r>
           <w:rPr>
             <w:lang w:val="en-US"/>
@@ -1966,6 +1940,9 @@
                         <w:txbxContent>
                           <w:p>
                             <w:r>
+                              <w:rPr>
+                                <w:noProof/>
+                              </w:rPr>
                               <w:drawing>
                                 <wp:inline distT="0" distB="0" distL="0" distR="0" wp14:anchorId="469C94D3" wp14:editId="4A22A006">
                                   <wp:extent cx="3474085" cy="1653540"/>
@@ -1982,7 +1959,7 @@
                                           <pic:cNvPicPr/>
                                         </pic:nvPicPr>
                                         <pic:blipFill>
-                                          <a:blip r:embed="rId11"/>
+                                          <a:blip r:embed="rId12"/>
                                           <a:stretch>
                                             <a:fillRect/>
                                           </a:stretch>
@@ -2051,7 +2028,7 @@
                                     <pic:cNvPicPr/>
                                   </pic:nvPicPr>
                                   <pic:blipFill>
-                                    <a:blip r:embed="rId11"/>
+                                    <a:blip r:embed="rId13"/>
                                     <a:stretch>
                                       <a:fillRect/>
                                     </a:stretch>
@@ -2097,10 +2074,7 @@
         <w:pStyle w:val="Titre1"/>
       </w:pPr>
       <w:r>
-        <w:t>Results, Analysis, and Evaluation</w:t>
-      </w:r>
-      <w:r>
-        <w:t xml:space="preserve"> </w:t>
+        <w:t xml:space="preserve">Results, Analysis, and Evaluation </w:t>
       </w:r>
     </w:p>
     <w:p>
@@ -2201,6 +2175,9 @@
                         <w:txbxContent>
                           <w:p>
                             <w:r>
+                              <w:rPr>
+                                <w:noProof/>
+                              </w:rPr>
                               <w:drawing>
                                 <wp:inline distT="0" distB="0" distL="0" distR="0" wp14:anchorId="6C2E6807" wp14:editId="66FFB4AF">
                                   <wp:extent cx="3605623" cy="1879600"/>
@@ -2217,7 +2194,7 @@
                                           <pic:cNvPicPr/>
                                         </pic:nvPicPr>
                                         <pic:blipFill>
-                                          <a:blip r:embed="rId12"/>
+                                          <a:blip r:embed="rId14"/>
                                           <a:stretch>
                                             <a:fillRect/>
                                           </a:stretch>
@@ -2250,10 +2227,7 @@
                               <w:t>CO_2</w:t>
                             </w:r>
                             <w:r>
-                              <w:t>ppm) demonstrate a high degree of temporal</w:t>
-                            </w:r>
-                            <w:r>
-                              <w:t xml:space="preserve"> (simulated for the purpose of this project)</w:t>
+                              <w:t>ppm) demonstrate a high degree of temporal (simulated for the purpose of this project)</w:t>
                             </w:r>
                           </w:p>
                         </w:txbxContent>
@@ -2299,7 +2273,7 @@
                                     <pic:cNvPicPr/>
                                   </pic:nvPicPr>
                                   <pic:blipFill>
-                                    <a:blip r:embed="rId12"/>
+                                    <a:blip r:embed="rId15"/>
                                     <a:stretch>
                                       <a:fillRect/>
                                     </a:stretch>
@@ -2493,15 +2467,7 @@
         <w:t>raw</w:t>
       </w:r>
       <w:r>
-        <w:t xml:space="preserve"> sensor telemetry and </w:t>
-      </w:r>
-      <w:proofErr w:type="spellStart"/>
-      <w:r>
-        <w:t>visualisation</w:t>
-      </w:r>
-      <w:proofErr w:type="spellEnd"/>
-      <w:r>
-        <w:t xml:space="preserve"> of high fidelity, offering a Single </w:t>
+        <w:t xml:space="preserve"> sensor telemetry and visualisation of high fidelity, offering a Single </w:t>
       </w:r>
       <w:r>
         <w:rPr>
@@ -2558,10 +2524,7 @@
         <w:pStyle w:val="Titre2"/>
       </w:pPr>
       <w:r>
-        <w:t>Reproducibility and DevOps Integrity</w:t>
-      </w:r>
-      <w:r>
-        <w:t xml:space="preserve"> </w:t>
+        <w:t xml:space="preserve">Reproducibility and DevOps Integrity </w:t>
       </w:r>
     </w:p>
     <w:p>
@@ -2635,10 +2598,7 @@
         <w:pStyle w:val="Titre2"/>
       </w:pPr>
       <w:r>
-        <w:t>Limitations and Future Research.</w:t>
-      </w:r>
-      <w:r>
-        <w:t xml:space="preserve"> </w:t>
+        <w:t xml:space="preserve">Limitations and Future Research. </w:t>
       </w:r>
     </w:p>
     <w:p>
@@ -2753,7 +2713,7 @@
         </w:rPr>
         <w:t xml:space="preserve">[1] Apache Software Foundation, "Apache Kafka Documentation," 2024. [Online]. Available: </w:t>
       </w:r>
-      <w:hyperlink r:id="rId13" w:tgtFrame="_blank" w:history="1">
+      <w:hyperlink r:id="rId16" w:tgtFrame="_blank" w:history="1">
         <w:r>
           <w:rPr>
             <w:rFonts w:eastAsia="Times New Roman"/>
@@ -2815,7 +2775,7 @@
         </w:rPr>
         <w:t xml:space="preserve">, 2024. [Online]. Available: </w:t>
       </w:r>
-      <w:hyperlink r:id="rId14" w:tgtFrame="_blank" w:history="1">
+      <w:hyperlink r:id="rId17" w:tgtFrame="_blank" w:history="1">
         <w:r>
           <w:rPr>
             <w:rFonts w:eastAsia="Times New Roman"/>
@@ -2915,15 +2875,46 @@
           <w:szCs w:val="16"/>
           <w:lang w:val="en-US" w:eastAsia="fr-FR"/>
         </w:rPr>
-        <w:t xml:space="preserve"> OSS v2 Documentation, 2024. [Online]. Available: </w:t>
-      </w:r>
-      <w:hyperlink r:id="rId15" w:tgtFrame="_blank" w:history="1">
+        <w:t xml:space="preserve"> OSS v2 Documentation, 2024. [Online]. </w:t>
+      </w:r>
+      <w:proofErr w:type="spellStart"/>
+      <w:proofErr w:type="gramStart"/>
+      <w:r>
+        <w:rPr>
+          <w:rFonts w:eastAsia="Times New Roman"/>
+          <w:sz w:val="16"/>
+          <w:szCs w:val="16"/>
+          <w:lang w:val="fr-FR" w:eastAsia="fr-FR"/>
+        </w:rPr>
+        <w:t>Available</w:t>
+      </w:r>
+      <w:proofErr w:type="spellEnd"/>
+      <w:r>
+        <w:rPr>
+          <w:rFonts w:eastAsia="Times New Roman"/>
+          <w:sz w:val="16"/>
+          <w:szCs w:val="16"/>
+          <w:lang w:val="fr-FR" w:eastAsia="fr-FR"/>
+        </w:rPr>
+        <w:t>:</w:t>
+      </w:r>
+      <w:proofErr w:type="gramEnd"/>
+      <w:r>
+        <w:rPr>
+          <w:rFonts w:eastAsia="Times New Roman"/>
+          <w:sz w:val="16"/>
+          <w:szCs w:val="16"/>
+          <w:lang w:val="fr-FR" w:eastAsia="fr-FR"/>
+        </w:rPr>
+        <w:t xml:space="preserve"> </w:t>
+      </w:r>
+      <w:hyperlink r:id="rId18" w:tgtFrame="_blank" w:history="1">
         <w:r>
           <w:rPr>
             <w:rFonts w:eastAsia="Times New Roman"/>
             <w:sz w:val="16"/>
             <w:szCs w:val="16"/>
-            <w:lang w:val="en-US" w:eastAsia="fr-FR"/>
+            <w:lang w:val="fr-FR" w:eastAsia="fr-FR"/>
           </w:rPr>
           <w:t>https://docs.influxdata.com/influxdb/v2/reference/syntax/line-protocol/</w:t>
         </w:r>
@@ -2933,33 +2924,32 @@
           <w:rFonts w:eastAsia="Times New Roman"/>
           <w:sz w:val="16"/>
           <w:szCs w:val="16"/>
-          <w:lang w:val="en-US" w:eastAsia="fr-FR"/>
-        </w:rPr>
-        <w:t>. [Accessed: Mar. 26, 2026].</w:t>
-      </w:r>
-    </w:p>
-    <w:p>
-      <w:pPr>
-        <w:ind w:left="216"/>
-        <w:jc w:val="both"/>
-        <w:textAlignment w:val="baseline"/>
+          <w:lang w:val="fr-FR" w:eastAsia="fr-FR"/>
+        </w:rPr>
+        <w:t xml:space="preserve">. </w:t>
+      </w:r>
+      <w:r>
         <w:rPr>
           <w:rFonts w:eastAsia="Times New Roman"/>
           <w:sz w:val="16"/>
           <w:szCs w:val="16"/>
           <w:lang w:val="en-US" w:eastAsia="fr-FR"/>
         </w:rPr>
-      </w:pPr>
-      <w:r>
+        <w:t>[Accessed: Mar. 26, 2026].</w:t>
+      </w:r>
+    </w:p>
+    <w:p>
+      <w:pPr>
+        <w:ind w:left="216"/>
+        <w:jc w:val="both"/>
+        <w:textAlignment w:val="baseline"/>
         <w:rPr>
           <w:rFonts w:eastAsia="Times New Roman"/>
           <w:sz w:val="16"/>
           <w:szCs w:val="16"/>
           <w:lang w:val="en-US" w:eastAsia="fr-FR"/>
         </w:rPr>
-        <w:t xml:space="preserve">[4] Grafana Labs, "Grafana Documentation: Visualize Data from </w:t>
-      </w:r>
-      <w:proofErr w:type="spellStart"/>
+      </w:pPr>
       <w:r>
         <w:rPr>
           <w:rFonts w:eastAsia="Times New Roman"/>
@@ -2967,9 +2957,9 @@
           <w:szCs w:val="16"/>
           <w:lang w:val="en-US" w:eastAsia="fr-FR"/>
         </w:rPr>
-        <w:t>InfluxDB</w:t>
-      </w:r>
-      <w:proofErr w:type="spellEnd"/>
+        <w:t xml:space="preserve">[4] Grafana Labs, "Grafana Documentation: Visualize Data from </w:t>
+      </w:r>
+      <w:proofErr w:type="spellStart"/>
       <w:r>
         <w:rPr>
           <w:rFonts w:eastAsia="Times New Roman"/>
@@ -2977,9 +2967,19 @@
           <w:szCs w:val="16"/>
           <w:lang w:val="en-US" w:eastAsia="fr-FR"/>
         </w:rPr>
+        <w:t>InfluxDB</w:t>
+      </w:r>
+      <w:proofErr w:type="spellEnd"/>
+      <w:r>
+        <w:rPr>
+          <w:rFonts w:eastAsia="Times New Roman"/>
+          <w:sz w:val="16"/>
+          <w:szCs w:val="16"/>
+          <w:lang w:val="en-US" w:eastAsia="fr-FR"/>
+        </w:rPr>
         <w:t xml:space="preserve">," 2025. [Online]. Available: </w:t>
       </w:r>
-      <w:hyperlink r:id="rId16" w:tgtFrame="_blank" w:history="1">
+      <w:hyperlink r:id="rId19" w:tgtFrame="_blank" w:history="1">
         <w:r>
           <w:rPr>
             <w:rFonts w:eastAsia="Times New Roman"/>
@@ -3143,7 +3143,7 @@
         </w:rPr>
         <w:t xml:space="preserve">, "Current Weather Data API Documentation," 2026. [Online]. Available: </w:t>
       </w:r>
-      <w:hyperlink r:id="rId17" w:tgtFrame="_blank" w:history="1">
+      <w:hyperlink r:id="rId20" w:tgtFrame="_blank" w:history="1">
         <w:r>
           <w:rPr>
             <w:rFonts w:eastAsia="Times New Roman"/>
@@ -3187,11 +3187,103 @@
     </w:p>
     <w:p>
       <w:pPr>
+        <w:pStyle w:val="NormalWeb"/>
+        <w:jc w:val="center"/>
+        <w:rPr>
+          <w:lang w:val="en-US"/>
+        </w:rPr>
+      </w:pPr>
+    </w:p>
+    <w:p>
+      <w:pPr>
+        <w:pStyle w:val="NormalWeb"/>
+        <w:jc w:val="center"/>
+        <w:rPr>
+          <w:lang w:val="en-US"/>
+        </w:rPr>
+      </w:pPr>
+      <w:r>
+        <w:rPr>
+          <w:lang w:val="en-US"/>
+        </w:rPr>
+        <w:t>Appendix</w:t>
+      </w:r>
+    </w:p>
+    <w:p>
+      <w:pPr>
+        <w:pStyle w:val="NormalWeb"/>
+        <w:jc w:val="center"/>
+        <w:rPr>
+          <w:lang w:val="en-US"/>
+        </w:rPr>
+      </w:pPr>
+      <w:r>
+        <w:rPr>
+          <w:lang w:val="en-US"/>
+        </w:rPr>
+        <w:t xml:space="preserve">Link to </w:t>
+      </w:r>
+      <w:proofErr w:type="spellStart"/>
+      <w:r>
+        <w:rPr>
+          <w:lang w:val="en-US"/>
+        </w:rPr>
+        <w:t>github</w:t>
+      </w:r>
+      <w:proofErr w:type="spellEnd"/>
+      <w:r>
+        <w:rPr>
+          <w:lang w:val="en-US"/>
+        </w:rPr>
+        <w:t>:</w:t>
+      </w:r>
+      <w:r>
+        <w:rPr>
+          <w:lang w:val="en-US"/>
+        </w:rPr>
+        <w:t xml:space="preserve"> </w:t>
+      </w:r>
+      <w:hyperlink r:id="rId21" w:history="1">
+        <w:r>
+          <w:rPr>
+            <w:rStyle w:val="Lienhypertexte"/>
+            <w:lang w:val="en-US"/>
+          </w:rPr>
+          <w:t>https://github.com/amirzon10/urban-co2-streaming</w:t>
+        </w:r>
+      </w:hyperlink>
+    </w:p>
+    <w:p>
+      <w:pPr>
+        <w:pStyle w:val="NormalWeb"/>
+        <w:jc w:val="center"/>
+        <w:rPr>
+          <w:lang w:val="en-US"/>
+        </w:rPr>
+      </w:pPr>
+      <w:r>
+        <w:rPr>
+          <w:lang w:val="en-US"/>
+        </w:rPr>
+        <w:t xml:space="preserve">Link to export folder (replication): </w:t>
+      </w:r>
+      <w:hyperlink r:id="rId22" w:history="1">
+        <w:r>
+          <w:rPr>
+            <w:rStyle w:val="Lienhypertexte"/>
+            <w:lang w:val="en-US"/>
+          </w:rPr>
+          <w:t>exports</w:t>
+        </w:r>
+      </w:hyperlink>
+    </w:p>
+    <w:p>
+      <w:pPr>
         <w:jc w:val="left"/>
       </w:pPr>
     </w:p>
     <w:sectPr>
-      <w:footerReference w:type="first" r:id="rId18"/>
+      <w:footerReference w:type="first" r:id="rId23"/>
       <w:type w:val="continuous"/>
       <w:pgSz w:w="11906" w:h="16838" w:code="9"/>
       <w:pgMar w:top="1080" w:right="893" w:bottom="1440" w:left="893" w:header="720" w:footer="720" w:gutter="0"/>
@@ -9375,6 +9467,7 @@
   <w:style w:type="character" w:default="1" w:styleId="Policepardfaut">
     <w:name w:val="Default Paragraph Font"/>
     <w:uiPriority w:val="1"/>
+    <w:semiHidden/>
     <w:unhideWhenUsed/>
   </w:style>
   <w:style w:type="table" w:default="1" w:styleId="TableauNormal">
